--- a/附件三_申訴撤回書範本.docx
+++ b/附件三_申訴撤回書範本.docx
@@ -86,6 +86,7 @@
               <w:bottom w:val="single" w:color="666666" w:sz="4"/>
               <w:right w:val="single" w:color="666666" w:sz="4"/>
             </w:tcBorders>
+            <w:shd w:val="clear" w:fill="FFFF00"/>
             <w:tcMar>
               <w:top w:type="dxa" w:w="60"/>
               <w:left w:type="dxa" w:w="90"/>
@@ -156,6 +157,7 @@
               <w:bottom w:val="single" w:color="666666" w:sz="4"/>
               <w:right w:val="single" w:color="666666" w:sz="4"/>
             </w:tcBorders>
+            <w:shd w:val="clear" w:fill="FFFF00"/>
             <w:tcMar>
               <w:top w:type="dxa" w:w="60"/>
               <w:left w:type="dxa" w:w="90"/>
@@ -243,6 +245,7 @@
               <w:bottom w:val="single" w:color="666666" w:sz="4"/>
               <w:right w:val="single" w:color="666666" w:sz="4"/>
             </w:tcBorders>
+            <w:shd w:val="clear" w:fill="FFFF00"/>
             <w:tcMar>
               <w:top w:type="dxa" w:w="60"/>
               <w:left w:type="dxa" w:w="90"/>
@@ -314,6 +317,7 @@
               <w:bottom w:val="single" w:color="666666" w:sz="4"/>
               <w:right w:val="single" w:color="666666" w:sz="4"/>
             </w:tcBorders>
+            <w:shd w:val="clear" w:fill="FFFF00"/>
             <w:tcMar>
               <w:top w:type="dxa" w:w="60"/>
               <w:left w:type="dxa" w:w="90"/>
@@ -426,6 +430,7 @@
               <w:bottom w:val="single" w:color="666666" w:sz="4"/>
               <w:right w:val="single" w:color="666666" w:sz="4"/>
             </w:tcBorders>
+            <w:shd w:val="clear" w:fill="FFFF00"/>
             <w:tcMar>
               <w:top w:type="dxa" w:w="60"/>
               <w:left w:type="dxa" w:w="90"/>
@@ -499,6 +504,7 @@
               <w:bottom w:val="single" w:color="666666" w:sz="4"/>
               <w:right w:val="single" w:color="666666" w:sz="4"/>
             </w:tcBorders>
+            <w:shd w:val="clear" w:fill="FFFF00"/>
             <w:tcMar>
               <w:top w:type="dxa" w:w="60"/>
               <w:left w:type="dxa" w:w="90"/>
@@ -595,6 +601,7 @@
               <w:bottom w:val="single" w:color="666666" w:sz="4"/>
               <w:right w:val="single" w:color="666666" w:sz="4"/>
             </w:tcBorders>
+            <w:shd w:val="clear" w:fill="FFFF00"/>
             <w:tcMar>
               <w:top w:type="dxa" w:w="60"/>
               <w:left w:type="dxa" w:w="90"/>
@@ -703,6 +710,7 @@
               <w:bottom w:val="single" w:color="666666" w:sz="4"/>
               <w:right w:val="single" w:color="666666" w:sz="4"/>
             </w:tcBorders>
+            <w:shd w:val="clear" w:fill="FFFF00"/>
             <w:tcMar>
               <w:top w:type="dxa" w:w="60"/>
               <w:left w:type="dxa" w:w="90"/>
@@ -795,7 +803,75 @@
           <w:sz w:val="22"/>
           <w:szCs w:val="22"/>
         </w:rPr>
-        <w:t xml:space="preserve">本人（申訴人）已瞭解上開說明內容，撤回於＿＿＿＿年＿＿月＿＿日申訴＿＿＿＿＿＿＿（被申訴人姓名）之職場霸凌申訴事件，特此聲明。</w:t>
+        <w:t xml:space="preserve">本人（申訴人）已瞭解上開說明內容，撤回於</w:t>
+      </w:r>
+      <w:r>
+        <w:rPr>
+          <w:rFonts w:ascii="Microsoft JhengHei" w:cs="Microsoft JhengHei" w:eastAsia="Microsoft JhengHei" w:hAnsi="Microsoft JhengHei"/>
+          <w:sz w:val="22"/>
+          <w:szCs w:val="22"/>
+          <w:highlight w:val="yellow"/>
+        </w:rPr>
+        <w:t xml:space="preserve">＿＿＿＿</w:t>
+      </w:r>
+      <w:r>
+        <w:rPr>
+          <w:rFonts w:ascii="Microsoft JhengHei" w:cs="Microsoft JhengHei" w:eastAsia="Microsoft JhengHei" w:hAnsi="Microsoft JhengHei"/>
+          <w:sz w:val="22"/>
+          <w:szCs w:val="22"/>
+        </w:rPr>
+        <w:t xml:space="preserve">年</w:t>
+      </w:r>
+      <w:r>
+        <w:rPr>
+          <w:rFonts w:ascii="Microsoft JhengHei" w:cs="Microsoft JhengHei" w:eastAsia="Microsoft JhengHei" w:hAnsi="Microsoft JhengHei"/>
+          <w:sz w:val="22"/>
+          <w:szCs w:val="22"/>
+          <w:highlight w:val="yellow"/>
+        </w:rPr>
+        <w:t xml:space="preserve">＿＿</w:t>
+      </w:r>
+      <w:r>
+        <w:rPr>
+          <w:rFonts w:ascii="Microsoft JhengHei" w:cs="Microsoft JhengHei" w:eastAsia="Microsoft JhengHei" w:hAnsi="Microsoft JhengHei"/>
+          <w:sz w:val="22"/>
+          <w:szCs w:val="22"/>
+        </w:rPr>
+        <w:t xml:space="preserve">月</w:t>
+      </w:r>
+      <w:r>
+        <w:rPr>
+          <w:rFonts w:ascii="Microsoft JhengHei" w:cs="Microsoft JhengHei" w:eastAsia="Microsoft JhengHei" w:hAnsi="Microsoft JhengHei"/>
+          <w:sz w:val="22"/>
+          <w:szCs w:val="22"/>
+          <w:highlight w:val="yellow"/>
+        </w:rPr>
+        <w:t xml:space="preserve">＿＿</w:t>
+      </w:r>
+      <w:r>
+        <w:rPr>
+          <w:rFonts w:ascii="Microsoft JhengHei" w:cs="Microsoft JhengHei" w:eastAsia="Microsoft JhengHei" w:hAnsi="Microsoft JhengHei"/>
+          <w:sz w:val="22"/>
+          <w:szCs w:val="22"/>
+        </w:rPr>
+        <w:t xml:space="preserve">日申訴</w:t>
+      </w:r>
+      <w:r>
+        <w:rPr>
+          <w:rFonts w:ascii="Microsoft JhengHei" w:cs="Microsoft JhengHei" w:eastAsia="Microsoft JhengHei" w:hAnsi="Microsoft JhengHei"/>
+          <w:sz w:val="22"/>
+          <w:szCs w:val="22"/>
+          <w:highlight w:val="yellow"/>
+        </w:rPr>
+        <w:t xml:space="preserve">＿＿＿＿＿＿＿</w:t>
+      </w:r>
+      <w:r>
+        <w:rPr>
+          <w:rFonts w:ascii="Microsoft JhengHei" w:cs="Microsoft JhengHei" w:eastAsia="Microsoft JhengHei" w:hAnsi="Microsoft JhengHei"/>
+          <w:sz w:val="22"/>
+          <w:szCs w:val="22"/>
+        </w:rPr>
+        <w:t xml:space="preserve">（被申訴人姓名）之職場霸凌申訴事件，特此聲明。</w:t>
       </w:r>
     </w:p>
     <w:p>
@@ -822,8 +898,17 @@
           <w:rFonts w:ascii="Microsoft JhengHei" w:cs="Microsoft JhengHei" w:eastAsia="Microsoft JhengHei" w:hAnsi="Microsoft JhengHei"/>
           <w:sz w:val="22"/>
           <w:szCs w:val="22"/>
-        </w:rPr>
-        <w:t xml:space="preserve">＿＿＿＿＿＿＿＿＿＿＿＿＿＿（申訴處理機關）</w:t>
+          <w:highlight w:val="yellow"/>
+        </w:rPr>
+        <w:t xml:space="preserve">＿＿＿＿＿＿＿＿＿＿＿＿＿＿</w:t>
+      </w:r>
+      <w:r>
+        <w:rPr>
+          <w:rFonts w:ascii="Microsoft JhengHei" w:cs="Microsoft JhengHei" w:eastAsia="Microsoft JhengHei" w:hAnsi="Microsoft JhengHei"/>
+          <w:sz w:val="22"/>
+          <w:szCs w:val="22"/>
+        </w:rPr>
+        <w:t xml:space="preserve">（申訴處理機關）</w:t>
       </w:r>
     </w:p>
     <w:p>
@@ -841,14 +926,8 @@
           <w:sz w:val="21"/>
           <w:szCs w:val="21"/>
         </w:rPr>
-        <w:t xml:space="preserve">本人（申訴人）簽名：＿＿＿＿＿＿＿＿＿＿＿＿＿＿＿＿＿＿</w:t>
-      </w:r>
-    </w:p>
-    <w:p>
-      <w:pPr>
-        <w:spacing w:after="160"/>
-        <w:jc w:val="left"/>
-      </w:pPr>
+        <w:t xml:space="preserve">本人（申訴人）簽名：</w:t>
+      </w:r>
       <w:r>
         <w:rPr>
           <w:rFonts w:ascii="Microsoft JhengHei" w:cs="Microsoft JhengHei" w:eastAsia="Microsoft JhengHei" w:hAnsi="Microsoft JhengHei"/>
@@ -858,8 +937,40 @@
           <w:iCs w:val="false"/>
           <w:sz w:val="21"/>
           <w:szCs w:val="21"/>
-        </w:rPr>
-        <w:t xml:space="preserve">代理人簽名（無則免填）：＿＿＿＿＿＿＿＿＿＿＿＿＿＿＿＿</w:t>
+          <w:highlight w:val="yellow"/>
+        </w:rPr>
+        <w:t xml:space="preserve">＿＿＿＿＿＿＿＿＿＿＿＿＿＿＿＿＿＿</w:t>
+      </w:r>
+    </w:p>
+    <w:p>
+      <w:pPr>
+        <w:spacing w:after="160"/>
+        <w:jc w:val="left"/>
+      </w:pPr>
+      <w:r>
+        <w:rPr>
+          <w:rFonts w:ascii="Microsoft JhengHei" w:cs="Microsoft JhengHei" w:eastAsia="Microsoft JhengHei" w:hAnsi="Microsoft JhengHei"/>
+          <w:b w:val="false"/>
+          <w:bCs w:val="false"/>
+          <w:i w:val="false"/>
+          <w:iCs w:val="false"/>
+          <w:sz w:val="21"/>
+          <w:szCs w:val="21"/>
+        </w:rPr>
+        <w:t xml:space="preserve">代理人簽名（無則免填）：</w:t>
+      </w:r>
+      <w:r>
+        <w:rPr>
+          <w:rFonts w:ascii="Microsoft JhengHei" w:cs="Microsoft JhengHei" w:eastAsia="Microsoft JhengHei" w:hAnsi="Microsoft JhengHei"/>
+          <w:b w:val="false"/>
+          <w:bCs w:val="false"/>
+          <w:i w:val="false"/>
+          <w:iCs w:val="false"/>
+          <w:sz w:val="21"/>
+          <w:szCs w:val="21"/>
+          <w:highlight w:val="yellow"/>
+        </w:rPr>
+        <w:t xml:space="preserve">＿＿＿＿＿＿＿＿＿＿＿＿＿＿＿＿</w:t>
       </w:r>
     </w:p>
     <w:p>
@@ -873,7 +984,58 @@
           <w:sz w:val="21"/>
           <w:szCs w:val="21"/>
         </w:rPr>
-        <w:t xml:space="preserve">中華民國　　年　　月　　日</w:t>
+        <w:t xml:space="preserve">中華民國</w:t>
+      </w:r>
+      <w:r>
+        <w:rPr>
+          <w:rFonts w:ascii="Microsoft JhengHei" w:cs="Microsoft JhengHei" w:eastAsia="Microsoft JhengHei" w:hAnsi="Microsoft JhengHei"/>
+          <w:sz w:val="21"/>
+          <w:szCs w:val="21"/>
+          <w:highlight w:val="yellow"/>
+        </w:rPr>
+        <w:t xml:space="preserve">　　</w:t>
+      </w:r>
+      <w:r>
+        <w:rPr>
+          <w:rFonts w:ascii="Microsoft JhengHei" w:cs="Microsoft JhengHei" w:eastAsia="Microsoft JhengHei" w:hAnsi="Microsoft JhengHei"/>
+          <w:sz w:val="21"/>
+          <w:szCs w:val="21"/>
+        </w:rPr>
+        <w:t xml:space="preserve">年</w:t>
+      </w:r>
+      <w:r>
+        <w:rPr>
+          <w:rFonts w:ascii="Microsoft JhengHei" w:cs="Microsoft JhengHei" w:eastAsia="Microsoft JhengHei" w:hAnsi="Microsoft JhengHei"/>
+          <w:sz w:val="21"/>
+          <w:szCs w:val="21"/>
+          <w:highlight w:val="yellow"/>
+        </w:rPr>
+        <w:t xml:space="preserve">　　</w:t>
+      </w:r>
+      <w:r>
+        <w:rPr>
+          <w:rFonts w:ascii="Microsoft JhengHei" w:cs="Microsoft JhengHei" w:eastAsia="Microsoft JhengHei" w:hAnsi="Microsoft JhengHei"/>
+          <w:sz w:val="21"/>
+          <w:szCs w:val="21"/>
+        </w:rPr>
+        <w:t xml:space="preserve">月</w:t>
+      </w:r>
+      <w:r>
+        <w:rPr>
+          <w:rFonts w:ascii="Microsoft JhengHei" w:cs="Microsoft JhengHei" w:eastAsia="Microsoft JhengHei" w:hAnsi="Microsoft JhengHei"/>
+          <w:sz w:val="21"/>
+          <w:szCs w:val="21"/>
+          <w:highlight w:val="yellow"/>
+        </w:rPr>
+        <w:t xml:space="preserve">　　</w:t>
+      </w:r>
+      <w:r>
+        <w:rPr>
+          <w:rFonts w:ascii="Microsoft JhengHei" w:cs="Microsoft JhengHei" w:eastAsia="Microsoft JhengHei" w:hAnsi="Microsoft JhengHei"/>
+          <w:sz w:val="21"/>
+          <w:szCs w:val="21"/>
+        </w:rPr>
+        <w:t xml:space="preserve">日</w:t>
       </w:r>
     </w:p>
     <w:p>
